--- a/SeminarioI&II/SeminarioII/New Microsoft Word Document.docx
+++ b/SeminarioI&II/SeminarioII/New Microsoft Word Document.docx
@@ -24,75 +24,27 @@
     </w:p>
     <w:p>
       <w:r>
-        <w:t xml:space="preserve">A Nokia está hoje envolvida, em parceria com a NVIDIA no desenvolvimento de </w:t>
-      </w:r>
-      <w:r>
-        <w:t>telecomunicações</w:t>
-      </w:r>
-      <w:r>
-        <w:t xml:space="preserve"> baseadas e que integram IA na cloud.</w:t>
-      </w:r>
-    </w:p>
-    <w:p>
-      <w:r>
-        <w:t xml:space="preserve">Este desenvolvimento irá </w:t>
-      </w:r>
-      <w:r>
-        <w:t>eventualmente</w:t>
-      </w:r>
-      <w:r>
-        <w:t xml:space="preserve"> contribuir para a formação da </w:t>
-      </w:r>
-      <w:r>
-        <w:t>próxima</w:t>
-      </w:r>
-      <w:r>
-        <w:t xml:space="preserve"> geração de internet e telecomunicações.</w:t>
-      </w:r>
-    </w:p>
-    <w:p>
-      <w:r>
-        <w:t xml:space="preserve">Tem equipas de desenvolvimento a trabalhar na "transcrição" de algoritmos matemáticos para </w:t>
-      </w:r>
-      <w:r>
-        <w:t>código</w:t>
-      </w:r>
-      <w:r>
-        <w:t xml:space="preserve"> </w:t>
-      </w:r>
-    </w:p>
-    <w:p>
-      <w:r>
-        <w:t xml:space="preserve">com uma forte componente de </w:t>
-      </w:r>
-      <w:r>
-        <w:t>análise</w:t>
-      </w:r>
-      <w:r>
-        <w:t xml:space="preserve"> de algoritmos em termos de complexidade espacial e temporal assegurando a sua otimização.</w:t>
-      </w:r>
-    </w:p>
-    <w:p>
-      <w:r>
-        <w:t xml:space="preserve">Estas </w:t>
-      </w:r>
-      <w:r>
-        <w:t>tecnologias</w:t>
-      </w:r>
-      <w:r>
-        <w:t xml:space="preserve"> precisaram de </w:t>
-      </w:r>
-      <w:r>
-        <w:t>indivíduos</w:t>
-      </w:r>
-      <w:r>
-        <w:t xml:space="preserve"> com boa </w:t>
-      </w:r>
-      <w:r>
-        <w:t>competência</w:t>
-      </w:r>
-      <w:r>
-        <w:t xml:space="preserve"> em linguagens de programação de baixo nível (C/C++) </w:t>
+        <w:t>A Nokia está hoje envolvida, em parceria com a NVIDIA no desenvolvimento de telecomunicações baseadas e que integram IA na cloud.</w:t>
+      </w:r>
+    </w:p>
+    <w:p>
+      <w:r>
+        <w:t>Este desenvolvimento irá eventualmente contribuir para a formação da próxima geração de internet e telecomunicações.</w:t>
+      </w:r>
+    </w:p>
+    <w:p>
+      <w:r>
+        <w:t xml:space="preserve">Tem equipas de desenvolvimento a trabalhar na "transcrição" de algoritmos matemáticos para código </w:t>
+      </w:r>
+    </w:p>
+    <w:p>
+      <w:r>
+        <w:t>com uma forte componente de análise de algoritmos em termos de complexidade espacial e temporal assegurando a sua otimização.</w:t>
+      </w:r>
+    </w:p>
+    <w:p>
+      <w:r>
+        <w:t xml:space="preserve">Estas tecnologias precisaram de indivíduos com boa competência em linguagens de programação de baixo nível (C/C++) </w:t>
       </w:r>
     </w:p>
     <w:p>
@@ -102,19 +54,7 @@
     </w:p>
     <w:p>
       <w:r>
-        <w:t xml:space="preserve">O </w:t>
-      </w:r>
-      <w:r>
-        <w:t>seu grau</w:t>
-      </w:r>
-      <w:r>
-        <w:t xml:space="preserve"> de precisão, </w:t>
-      </w:r>
-      <w:r>
-        <w:t>exigência</w:t>
-      </w:r>
-      <w:r>
-        <w:t xml:space="preserve"> e desafio são elementos que me atraem especificamente.</w:t>
+        <w:t>O seu grau de precisão, exigência e desafio são elementos que me atraem especificamente.</w:t>
       </w:r>
     </w:p>
     <w:p/>
@@ -125,245 +65,60 @@
       </w:r>
     </w:p>
     <w:p>
-      <w:r>
-        <w:t>https://www.linkedin.com/jobs/view/4386601690/?alternateChannel=search&amp;trk=d_flagship3_search_srp_jobs&amp;refId=0u7k3N9i%2FwDvqGwT8w37rQ%3D%3D&amp;trackingId=cdbiXdnmyswoAzkJH6xNhw%3D%3D</w:t>
-      </w:r>
-    </w:p>
-    <w:p>
-      <w:r>
-        <w:t xml:space="preserve">A vaga identifica as seguintes </w:t>
-      </w:r>
-      <w:r>
-        <w:t>competências</w:t>
-      </w:r>
-      <w:r>
-        <w:t>:</w:t>
-      </w:r>
-    </w:p>
-    <w:p>
-      <w:r>
-        <w:t xml:space="preserve">1. Strong expertise in C++ </w:t>
-      </w:r>
-      <w:proofErr w:type="spellStart"/>
-      <w:r>
-        <w:t>development</w:t>
-      </w:r>
-      <w:proofErr w:type="spellEnd"/>
-      <w:r>
-        <w:t xml:space="preserve"> </w:t>
-      </w:r>
-      <w:proofErr w:type="spellStart"/>
-      <w:r>
-        <w:t>and</w:t>
-      </w:r>
-      <w:proofErr w:type="spellEnd"/>
-      <w:r>
-        <w:t xml:space="preserve"> </w:t>
-      </w:r>
-      <w:proofErr w:type="spellStart"/>
-      <w:r>
-        <w:t>testing</w:t>
-      </w:r>
-      <w:proofErr w:type="spellEnd"/>
-    </w:p>
-    <w:p>
-      <w:r>
-        <w:t xml:space="preserve">2. </w:t>
-      </w:r>
-      <w:proofErr w:type="spellStart"/>
-      <w:r>
-        <w:t>Excellent</w:t>
-      </w:r>
-      <w:proofErr w:type="spellEnd"/>
-      <w:r>
-        <w:t xml:space="preserve"> communication skills </w:t>
-      </w:r>
-      <w:proofErr w:type="spellStart"/>
-      <w:r>
-        <w:t>and</w:t>
-      </w:r>
-      <w:proofErr w:type="spellEnd"/>
-      <w:r>
-        <w:t xml:space="preserve"> </w:t>
-      </w:r>
-      <w:proofErr w:type="spellStart"/>
-      <w:r>
-        <w:t>fluency</w:t>
-      </w:r>
-      <w:proofErr w:type="spellEnd"/>
-      <w:r>
-        <w:t xml:space="preserve"> in </w:t>
-      </w:r>
-      <w:proofErr w:type="spellStart"/>
-      <w:r>
-        <w:t>English</w:t>
-      </w:r>
-      <w:proofErr w:type="spellEnd"/>
-    </w:p>
-    <w:p>
-      <w:r>
-        <w:t xml:space="preserve">3. </w:t>
-      </w:r>
-      <w:proofErr w:type="spellStart"/>
-      <w:r>
-        <w:t>Solid</w:t>
-      </w:r>
-      <w:proofErr w:type="spellEnd"/>
-      <w:r>
-        <w:t xml:space="preserve"> </w:t>
-      </w:r>
-      <w:proofErr w:type="spellStart"/>
-      <w:r>
-        <w:t>understanding</w:t>
-      </w:r>
-      <w:proofErr w:type="spellEnd"/>
-      <w:r>
-        <w:t xml:space="preserve"> </w:t>
-      </w:r>
-      <w:proofErr w:type="spellStart"/>
-      <w:r>
-        <w:t>of</w:t>
-      </w:r>
-      <w:proofErr w:type="spellEnd"/>
-      <w:r>
-        <w:t xml:space="preserve"> software </w:t>
-      </w:r>
-      <w:proofErr w:type="spellStart"/>
-      <w:r>
-        <w:t>engineering</w:t>
-      </w:r>
-      <w:proofErr w:type="spellEnd"/>
-      <w:r>
-        <w:t xml:space="preserve"> </w:t>
-      </w:r>
-      <w:proofErr w:type="spellStart"/>
-      <w:r>
-        <w:t>best</w:t>
-      </w:r>
-      <w:proofErr w:type="spellEnd"/>
-      <w:r>
-        <w:t xml:space="preserve"> </w:t>
-      </w:r>
-      <w:proofErr w:type="spellStart"/>
-      <w:r>
-        <w:t>practices</w:t>
-      </w:r>
-      <w:proofErr w:type="spellEnd"/>
-      <w:r>
-        <w:t xml:space="preserve"> for </w:t>
-      </w:r>
-      <w:proofErr w:type="spellStart"/>
-      <w:r>
-        <w:t>delivering</w:t>
-      </w:r>
-      <w:proofErr w:type="spellEnd"/>
-      <w:r>
-        <w:t xml:space="preserve"> high-</w:t>
-      </w:r>
-      <w:proofErr w:type="spellStart"/>
-      <w:r>
-        <w:t>quality</w:t>
-      </w:r>
-      <w:proofErr w:type="spellEnd"/>
-      <w:r>
-        <w:t xml:space="preserve"> </w:t>
-      </w:r>
-      <w:proofErr w:type="spellStart"/>
-      <w:r>
-        <w:t>solutions</w:t>
-      </w:r>
-      <w:proofErr w:type="spellEnd"/>
-    </w:p>
-    <w:p>
-      <w:r>
-        <w:t xml:space="preserve">Nice </w:t>
-      </w:r>
-      <w:proofErr w:type="spellStart"/>
-      <w:r>
-        <w:t>to</w:t>
-      </w:r>
-      <w:proofErr w:type="spellEnd"/>
-      <w:r>
-        <w:t xml:space="preserve"> </w:t>
-      </w:r>
-      <w:proofErr w:type="spellStart"/>
-      <w:r>
-        <w:t>have</w:t>
-      </w:r>
-      <w:proofErr w:type="spellEnd"/>
-      <w:r>
-        <w:t>:</w:t>
-      </w:r>
-    </w:p>
-    <w:p>
-      <w:r>
-        <w:t xml:space="preserve">Experience </w:t>
-      </w:r>
-      <w:proofErr w:type="spellStart"/>
-      <w:r>
-        <w:t>with</w:t>
-      </w:r>
-      <w:proofErr w:type="spellEnd"/>
-      <w:r>
-        <w:t xml:space="preserve"> GPU </w:t>
-      </w:r>
-      <w:proofErr w:type="spellStart"/>
-      <w:r>
-        <w:t>programming</w:t>
-      </w:r>
-      <w:proofErr w:type="spellEnd"/>
-      <w:r>
-        <w:t xml:space="preserve"> </w:t>
-      </w:r>
-      <w:proofErr w:type="spellStart"/>
-      <w:r>
-        <w:t>and</w:t>
-      </w:r>
-      <w:proofErr w:type="spellEnd"/>
-      <w:r>
-        <w:t xml:space="preserve"> CUDA </w:t>
-      </w:r>
-      <w:proofErr w:type="spellStart"/>
-      <w:r>
-        <w:t>development</w:t>
-      </w:r>
-      <w:proofErr w:type="spellEnd"/>
-      <w:r>
-        <w:t xml:space="preserve">, </w:t>
-      </w:r>
-      <w:proofErr w:type="spellStart"/>
-      <w:r>
-        <w:t>would</w:t>
-      </w:r>
-      <w:proofErr w:type="spellEnd"/>
-      <w:r>
-        <w:t xml:space="preserve"> </w:t>
-      </w:r>
-      <w:proofErr w:type="spellStart"/>
-      <w:r>
-        <w:t>be</w:t>
-      </w:r>
-      <w:proofErr w:type="spellEnd"/>
-      <w:r>
-        <w:t xml:space="preserve"> a </w:t>
-      </w:r>
-      <w:proofErr w:type="spellStart"/>
-      <w:r>
-        <w:t>great</w:t>
-      </w:r>
-      <w:proofErr w:type="spellEnd"/>
-      <w:r>
-        <w:t xml:space="preserve"> plus* </w:t>
-      </w:r>
-    </w:p>
-    <w:p>
-      <w:proofErr w:type="spellStart"/>
-      <w:r>
-        <w:t>Knowledge</w:t>
-      </w:r>
-      <w:proofErr w:type="spellEnd"/>
-      <w:r>
-        <w:t xml:space="preserve"> in Python</w:t>
+      <w:hyperlink r:id="rId5" w:history="1">
+        <w:r>
+          <w:rPr>
+            <w:rStyle w:val="Hiperligao"/>
+          </w:rPr>
+          <w:t>https://www.linkedin.com/jobs/view/4386601690/?alternateChannel=search&amp;trk=d_flagship3_search_srp_jobs&amp;refId=0u7k3N9</w:t>
+        </w:r>
+        <w:r>
+          <w:rPr>
+            <w:rStyle w:val="Hiperligao"/>
+          </w:rPr>
+          <w:t>i</w:t>
+        </w:r>
+        <w:r>
+          <w:rPr>
+            <w:rStyle w:val="Hiperligao"/>
+          </w:rPr>
+          <w:t>%2FwDvqGwT8w37rQ%3D%3D&amp;trackingId=cdbiXdnmyswoAzkJH6xNhw%3D%3D</w:t>
+        </w:r>
+      </w:hyperlink>
+    </w:p>
+    <w:p>
+      <w:r>
+        <w:t>A vaga identifica as seguintes competências:</w:t>
+      </w:r>
+    </w:p>
+    <w:p>
+      <w:r>
+        <w:t>1. Strong expertise in C++ development and testing</w:t>
+      </w:r>
+    </w:p>
+    <w:p>
+      <w:r>
+        <w:t>2. Excellent communication skills and fluency in English</w:t>
+      </w:r>
+    </w:p>
+    <w:p>
+      <w:r>
+        <w:t>3. Solid understanding of software engineering best practices for delivering high-quality solutions</w:t>
+      </w:r>
+    </w:p>
+    <w:p>
+      <w:r>
+        <w:t>Nice to have:</w:t>
+      </w:r>
+    </w:p>
+    <w:p>
+      <w:r>
+        <w:t xml:space="preserve">Experience with GPU programming and CUDA development, would be a great plus* </w:t>
+      </w:r>
+    </w:p>
+    <w:p>
+      <w:r>
+        <w:t>Knowledge in Python</w:t>
       </w:r>
     </w:p>
     <w:p>
@@ -372,101 +127,40 @@
       </w:r>
     </w:p>
     <w:p>
-      <w:proofErr w:type="spellStart"/>
-      <w:r>
-        <w:t>Understanding</w:t>
-      </w:r>
-      <w:proofErr w:type="spellEnd"/>
-      <w:r>
-        <w:t xml:space="preserve"> </w:t>
-      </w:r>
-      <w:proofErr w:type="spellStart"/>
-      <w:r>
-        <w:t>of</w:t>
-      </w:r>
-      <w:proofErr w:type="spellEnd"/>
-      <w:r>
-        <w:t xml:space="preserve"> LTE/ 5G system</w:t>
+      <w:r>
+        <w:t>Understanding of LTE/ 5G system</w:t>
       </w:r>
     </w:p>
     <w:p/>
     <w:p>
       <w:r>
-        <w:t xml:space="preserve">2.1 </w:t>
-      </w:r>
-      <w:r>
-        <w:t>Competências</w:t>
-      </w:r>
-      <w:r>
-        <w:t xml:space="preserve"> detidas:</w:t>
+        <w:t>2.1 Competências detidas:</w:t>
       </w:r>
     </w:p>
     <w:p>
       <w:r>
         <w:lastRenderedPageBreak/>
-        <w:t xml:space="preserve">- </w:t>
-      </w:r>
-      <w:r>
-        <w:t>Programação</w:t>
-      </w:r>
-      <w:r>
-        <w:t xml:space="preserve"> em C++ (desenvolvimento) </w:t>
-      </w:r>
-      <w:r>
-        <w:t>básico</w:t>
-      </w:r>
-    </w:p>
-    <w:p>
-      <w:r>
-        <w:t xml:space="preserve">- </w:t>
-      </w:r>
-      <w:r>
-        <w:t>Comunicação</w:t>
-      </w:r>
-      <w:r>
-        <w:t xml:space="preserve"> fluente em </w:t>
-      </w:r>
-      <w:r>
-        <w:t>inglês</w:t>
-      </w:r>
-    </w:p>
-    <w:p>
-      <w:r>
-        <w:t xml:space="preserve">- </w:t>
-      </w:r>
-      <w:r>
-        <w:t>Bom</w:t>
-      </w:r>
-      <w:r>
-        <w:t xml:space="preserve"> entendimento </w:t>
-      </w:r>
-      <w:r>
-        <w:t>das boas práticas</w:t>
-      </w:r>
-      <w:r>
-        <w:t xml:space="preserve"> em desenvolvimento de software</w:t>
-      </w:r>
-    </w:p>
-    <w:p>
-      <w:r>
-        <w:t xml:space="preserve">- </w:t>
-      </w:r>
-      <w:r>
-        <w:t>Experiencia</w:t>
-      </w:r>
-      <w:r>
-        <w:t xml:space="preserve"> Python</w:t>
-      </w:r>
-    </w:p>
-    <w:p>
-      <w:r>
-        <w:t xml:space="preserve">- </w:t>
-      </w:r>
-      <w:r>
-        <w:t>Optimização</w:t>
-      </w:r>
-      <w:r>
-        <w:t xml:space="preserve"> de código</w:t>
+        <w:t>- Programação em C++ (desenvolvimento) básico</w:t>
+      </w:r>
+    </w:p>
+    <w:p>
+      <w:r>
+        <w:t>- Comunicação fluente em inglês</w:t>
+      </w:r>
+    </w:p>
+    <w:p>
+      <w:r>
+        <w:t>- Bom entendimento das boas práticas em desenvolvimento de software</w:t>
+      </w:r>
+    </w:p>
+    <w:p>
+      <w:r>
+        <w:t>- Experiencia Python</w:t>
+      </w:r>
+    </w:p>
+    <w:p>
+      <w:r>
+        <w:t>- Optimização de código</w:t>
       </w:r>
     </w:p>
     <w:p>
@@ -477,13 +171,7 @@
     <w:p/>
     <w:p>
       <w:r>
-        <w:t xml:space="preserve">2.2 </w:t>
-      </w:r>
-      <w:r>
-        <w:t>Competências</w:t>
-      </w:r>
-      <w:r>
-        <w:t xml:space="preserve"> a adquirir:</w:t>
+        <w:t>2.2 Competências a adquirir:</w:t>
       </w:r>
     </w:p>
     <w:p>
@@ -511,7 +199,6 @@
       <w:r>
         <w:t xml:space="preserve">Terminar tutoriais "hands-on" em programação em open-GL e </w:t>
       </w:r>
-      <w:proofErr w:type="spellStart"/>
       <w:r>
         <w:rPr>
           <w:i/>
@@ -519,41 +206,18 @@
         </w:rPr>
         <w:t>shaders</w:t>
       </w:r>
-      <w:proofErr w:type="spellEnd"/>
       <w:r>
         <w:t xml:space="preserve">. </w:t>
       </w:r>
     </w:p>
     <w:p>
       <w:r>
-        <w:t>Leitura de guias de programação oficiais da NVIDIA (https://docs.nvidia.com/</w:t>
-      </w:r>
-      <w:proofErr w:type="spellStart"/>
-      <w:r>
-        <w:t>cuda</w:t>
-      </w:r>
-      <w:proofErr w:type="spellEnd"/>
-      <w:r>
-        <w:t>/</w:t>
-      </w:r>
-      <w:proofErr w:type="spellStart"/>
-      <w:r>
-        <w:t>cuda-programming-guide</w:t>
-      </w:r>
-      <w:proofErr w:type="spellEnd"/>
-      <w:r>
-        <w:t>/index.html)</w:t>
-      </w:r>
-    </w:p>
-    <w:p>
-      <w:r>
-        <w:t xml:space="preserve">Realização de </w:t>
-      </w:r>
-      <w:r>
-        <w:t>projetos</w:t>
-      </w:r>
-      <w:r>
-        <w:t>.</w:t>
+        <w:t>Leitura de guias de programação oficiais da NVIDIA (https://docs.nvidia.com/cuda/cuda-programming-guide/index.html)</w:t>
+      </w:r>
+    </w:p>
+    <w:p>
+      <w:r>
+        <w:t>Realização de projetos.</w:t>
       </w:r>
     </w:p>
     <w:p/>
@@ -564,13 +228,7 @@
     </w:p>
     <w:p>
       <w:r>
-        <w:t xml:space="preserve">Leitura de analises </w:t>
-      </w:r>
-      <w:r>
-        <w:t>histórica</w:t>
-      </w:r>
-      <w:r>
-        <w:t xml:space="preserve"> LTE (4G) e 5G. Que problemas técnicos procuraram resolver, que barreiras encontraram no seu desenvolvimento.</w:t>
+        <w:t>Leitura de analises histórica LTE (4G) e 5G. Que problemas técnicos procuraram resolver, que barreiras encontraram no seu desenvolvimento.</w:t>
       </w:r>
     </w:p>
     <w:p>
@@ -580,50 +238,17 @@
     </w:p>
     <w:p>
       <w:r>
-        <w:t>Projetos</w:t>
-      </w:r>
-      <w:r>
-        <w:t xml:space="preserve"> individuais de </w:t>
-      </w:r>
-      <w:proofErr w:type="spellStart"/>
+        <w:t xml:space="preserve">Projetos individuais de </w:t>
+      </w:r>
       <w:r>
         <w:rPr>
           <w:i/>
           <w:iCs/>
         </w:rPr>
-        <w:t>low-level</w:t>
-      </w:r>
-      <w:proofErr w:type="spellEnd"/>
-      <w:r>
-        <w:rPr>
-          <w:i/>
-          <w:iCs/>
-        </w:rPr>
-        <w:t xml:space="preserve"> </w:t>
-      </w:r>
-      <w:proofErr w:type="spellStart"/>
-      <w:r>
-        <w:rPr>
-          <w:i/>
-          <w:iCs/>
-        </w:rPr>
-        <w:t>code</w:t>
-      </w:r>
-      <w:proofErr w:type="spellEnd"/>
-      <w:r>
-        <w:t xml:space="preserve"> para entendimento hand</w:t>
-      </w:r>
-      <w:r>
-        <w:t>s</w:t>
-      </w:r>
-      <w:r>
-        <w:t xml:space="preserve">-on de </w:t>
-      </w:r>
-      <w:r>
-        <w:t>princípios</w:t>
-      </w:r>
-      <w:r>
-        <w:t xml:space="preserve"> inerentes a LTE (4g ou 5G)</w:t>
+        <w:t>low-level code</w:t>
+      </w:r>
+      <w:r>
+        <w:t xml:space="preserve"> para entendimento hands-on de princípios inerentes a LTE (4g ou 5G)</w:t>
       </w:r>
     </w:p>
     <w:p/>
@@ -700,7 +325,7 @@
     <w:p>
       <w:r>
         <w:pict w14:anchorId="56C81F29">
-          <v:rect id="_x0000_i1049" style="width:0;height:1.5pt" o:hralign="center" o:hrstd="t" o:hr="t" fillcolor="#a0a0a0" stroked="f"/>
+          <v:rect id="_x0000_i1025" style="width:0;height:1.5pt" o:hralign="center" o:hrstd="t" o:hr="t" fillcolor="#a0a0a0" stroked="f"/>
         </w:pict>
       </w:r>
     </w:p>
@@ -721,15 +346,7 @@
     </w:p>
     <w:p>
       <w:r>
-        <w:t xml:space="preserve">Vaga analisada: Estágio em Software 5G </w:t>
-      </w:r>
-      <w:proofErr w:type="spellStart"/>
-      <w:r>
-        <w:t>Layer</w:t>
-      </w:r>
-      <w:proofErr w:type="spellEnd"/>
-      <w:r>
-        <w:t xml:space="preserve"> 1 – Nokia</w:t>
+        <w:t>Vaga analisada: Estágio em Software 5G Layer 1 – Nokia</w:t>
       </w:r>
     </w:p>
     <w:p>
@@ -826,7 +443,7 @@
     <w:p>
       <w:r>
         <w:pict w14:anchorId="56604F5F">
-          <v:rect id="_x0000_i1050" style="width:0;height:1.5pt" o:hralign="center" o:hrstd="t" o:hr="t" fillcolor="#a0a0a0" stroked="f"/>
+          <v:rect id="_x0000_i1026" style="width:0;height:1.5pt" o:hralign="center" o:hrstd="t" o:hr="t" fillcolor="#a0a0a0" stroked="f"/>
         </w:pict>
       </w:r>
     </w:p>
@@ -925,7 +542,7 @@
     <w:p>
       <w:r>
         <w:pict w14:anchorId="47D1C36E">
-          <v:rect id="_x0000_i1051" style="width:0;height:1.5pt" o:hralign="center" o:hrstd="t" o:hr="t" fillcolor="#a0a0a0" stroked="f"/>
+          <v:rect id="_x0000_i1027" style="width:0;height:1.5pt" o:hralign="center" o:hrstd="t" o:hr="t" fillcolor="#a0a0a0" stroked="f"/>
         </w:pict>
       </w:r>
     </w:p>
@@ -970,7 +587,7 @@
     <w:p>
       <w:r>
         <w:pict w14:anchorId="55433D95">
-          <v:rect id="_x0000_i1052" style="width:0;height:1.5pt" o:hralign="center" o:hrstd="t" o:hr="t" fillcolor="#a0a0a0" stroked="f"/>
+          <v:rect id="_x0000_i1028" style="width:0;height:1.5pt" o:hralign="center" o:hrstd="t" o:hr="t" fillcolor="#a0a0a0" stroked="f"/>
         </w:pict>
       </w:r>
     </w:p>
@@ -1006,15 +623,7 @@
         </w:numPr>
       </w:pPr>
       <w:r>
-        <w:t xml:space="preserve">Realização de tutoriais práticos em OpenGL e programação de </w:t>
-      </w:r>
-      <w:proofErr w:type="spellStart"/>
-      <w:r>
-        <w:t>shaders</w:t>
-      </w:r>
-      <w:proofErr w:type="spellEnd"/>
-      <w:r>
-        <w:t xml:space="preserve"> </w:t>
+        <w:t xml:space="preserve">Realização de tutoriais práticos em OpenGL e programação de shaders </w:t>
       </w:r>
     </w:p>
     <w:p>
@@ -2413,7 +2022,7 @@
     <w:name w:val="heading 1"/>
     <w:basedOn w:val="Normal"/>
     <w:next w:val="Normal"/>
-    <w:link w:val="Ttulo1Char"/>
+    <w:link w:val="Ttulo1Carter"/>
     <w:uiPriority w:val="9"/>
     <w:qFormat/>
     <w:rsid w:val="00676BFA"/>
@@ -2434,7 +2043,7 @@
     <w:name w:val="heading 2"/>
     <w:basedOn w:val="Normal"/>
     <w:next w:val="Normal"/>
-    <w:link w:val="Ttulo2Char"/>
+    <w:link w:val="Ttulo2Carter"/>
     <w:uiPriority w:val="9"/>
     <w:semiHidden/>
     <w:unhideWhenUsed/>
@@ -2457,7 +2066,7 @@
     <w:name w:val="heading 3"/>
     <w:basedOn w:val="Normal"/>
     <w:next w:val="Normal"/>
-    <w:link w:val="Ttulo3Char"/>
+    <w:link w:val="Ttulo3Carter"/>
     <w:uiPriority w:val="9"/>
     <w:semiHidden/>
     <w:unhideWhenUsed/>
@@ -2480,7 +2089,7 @@
     <w:name w:val="heading 4"/>
     <w:basedOn w:val="Normal"/>
     <w:next w:val="Normal"/>
-    <w:link w:val="Ttulo4Char"/>
+    <w:link w:val="Ttulo4Carter"/>
     <w:uiPriority w:val="9"/>
     <w:semiHidden/>
     <w:unhideWhenUsed/>
@@ -2503,7 +2112,7 @@
     <w:name w:val="heading 5"/>
     <w:basedOn w:val="Normal"/>
     <w:next w:val="Normal"/>
-    <w:link w:val="Ttulo5Char"/>
+    <w:link w:val="Ttulo5Carter"/>
     <w:uiPriority w:val="9"/>
     <w:semiHidden/>
     <w:unhideWhenUsed/>
@@ -2524,7 +2133,7 @@
     <w:name w:val="heading 6"/>
     <w:basedOn w:val="Normal"/>
     <w:next w:val="Normal"/>
-    <w:link w:val="Ttulo6Char"/>
+    <w:link w:val="Ttulo6Carter"/>
     <w:uiPriority w:val="9"/>
     <w:semiHidden/>
     <w:unhideWhenUsed/>
@@ -2547,7 +2156,7 @@
     <w:name w:val="heading 7"/>
     <w:basedOn w:val="Normal"/>
     <w:next w:val="Normal"/>
-    <w:link w:val="Ttulo7Char"/>
+    <w:link w:val="Ttulo7Carter"/>
     <w:uiPriority w:val="9"/>
     <w:semiHidden/>
     <w:unhideWhenUsed/>
@@ -2568,7 +2177,7 @@
     <w:name w:val="heading 8"/>
     <w:basedOn w:val="Normal"/>
     <w:next w:val="Normal"/>
-    <w:link w:val="Ttulo8Char"/>
+    <w:link w:val="Ttulo8Carter"/>
     <w:uiPriority w:val="9"/>
     <w:semiHidden/>
     <w:unhideWhenUsed/>
@@ -2591,7 +2200,7 @@
     <w:name w:val="heading 9"/>
     <w:basedOn w:val="Normal"/>
     <w:next w:val="Normal"/>
-    <w:link w:val="Ttulo9Char"/>
+    <w:link w:val="Ttulo9Carter"/>
     <w:uiPriority w:val="9"/>
     <w:semiHidden/>
     <w:unhideWhenUsed/>
@@ -2608,9 +2217,10 @@
       <w:color w:val="272727" w:themeColor="text1" w:themeTint="D8"/>
     </w:rPr>
   </w:style>
-  <w:style w:type="character" w:default="1" w:styleId="Fontepargpadro">
+  <w:style w:type="character" w:default="1" w:styleId="Tipodeletrapredefinidodopargrafo">
     <w:name w:val="Default Paragraph Font"/>
     <w:uiPriority w:val="1"/>
+    <w:semiHidden/>
     <w:unhideWhenUsed/>
   </w:style>
   <w:style w:type="table" w:default="1" w:styleId="Tabelanormal">
@@ -2634,9 +2244,9 @@
     <w:semiHidden/>
     <w:unhideWhenUsed/>
   </w:style>
-  <w:style w:type="character" w:customStyle="1" w:styleId="Ttulo1Char">
-    <w:name w:val="Título 1 Char"/>
-    <w:basedOn w:val="Fontepargpadro"/>
+  <w:style w:type="character" w:customStyle="1" w:styleId="Ttulo1Carter">
+    <w:name w:val="Título 1 Caráter"/>
+    <w:basedOn w:val="Tipodeletrapredefinidodopargrafo"/>
     <w:link w:val="Ttulo1"/>
     <w:uiPriority w:val="9"/>
     <w:rsid w:val="00676BFA"/>
@@ -2647,9 +2257,9 @@
       <w:szCs w:val="40"/>
     </w:rPr>
   </w:style>
-  <w:style w:type="character" w:customStyle="1" w:styleId="Ttulo2Char">
-    <w:name w:val="Título 2 Char"/>
-    <w:basedOn w:val="Fontepargpadro"/>
+  <w:style w:type="character" w:customStyle="1" w:styleId="Ttulo2Carter">
+    <w:name w:val="Título 2 Caráter"/>
+    <w:basedOn w:val="Tipodeletrapredefinidodopargrafo"/>
     <w:link w:val="Ttulo2"/>
     <w:uiPriority w:val="9"/>
     <w:semiHidden/>
@@ -2661,9 +2271,9 @@
       <w:szCs w:val="32"/>
     </w:rPr>
   </w:style>
-  <w:style w:type="character" w:customStyle="1" w:styleId="Ttulo3Char">
-    <w:name w:val="Título 3 Char"/>
-    <w:basedOn w:val="Fontepargpadro"/>
+  <w:style w:type="character" w:customStyle="1" w:styleId="Ttulo3Carter">
+    <w:name w:val="Título 3 Caráter"/>
+    <w:basedOn w:val="Tipodeletrapredefinidodopargrafo"/>
     <w:link w:val="Ttulo3"/>
     <w:uiPriority w:val="9"/>
     <w:semiHidden/>
@@ -2675,9 +2285,9 @@
       <w:szCs w:val="28"/>
     </w:rPr>
   </w:style>
-  <w:style w:type="character" w:customStyle="1" w:styleId="Ttulo4Char">
-    <w:name w:val="Título 4 Char"/>
-    <w:basedOn w:val="Fontepargpadro"/>
+  <w:style w:type="character" w:customStyle="1" w:styleId="Ttulo4Carter">
+    <w:name w:val="Título 4 Caráter"/>
+    <w:basedOn w:val="Tipodeletrapredefinidodopargrafo"/>
     <w:link w:val="Ttulo4"/>
     <w:uiPriority w:val="9"/>
     <w:semiHidden/>
@@ -2689,9 +2299,9 @@
       <w:color w:val="2F5496" w:themeColor="accent1" w:themeShade="BF"/>
     </w:rPr>
   </w:style>
-  <w:style w:type="character" w:customStyle="1" w:styleId="Ttulo5Char">
-    <w:name w:val="Título 5 Char"/>
-    <w:basedOn w:val="Fontepargpadro"/>
+  <w:style w:type="character" w:customStyle="1" w:styleId="Ttulo5Carter">
+    <w:name w:val="Título 5 Caráter"/>
+    <w:basedOn w:val="Tipodeletrapredefinidodopargrafo"/>
     <w:link w:val="Ttulo5"/>
     <w:uiPriority w:val="9"/>
     <w:semiHidden/>
@@ -2701,9 +2311,9 @@
       <w:color w:val="2F5496" w:themeColor="accent1" w:themeShade="BF"/>
     </w:rPr>
   </w:style>
-  <w:style w:type="character" w:customStyle="1" w:styleId="Ttulo6Char">
-    <w:name w:val="Título 6 Char"/>
-    <w:basedOn w:val="Fontepargpadro"/>
+  <w:style w:type="character" w:customStyle="1" w:styleId="Ttulo6Carter">
+    <w:name w:val="Título 6 Caráter"/>
+    <w:basedOn w:val="Tipodeletrapredefinidodopargrafo"/>
     <w:link w:val="Ttulo6"/>
     <w:uiPriority w:val="9"/>
     <w:semiHidden/>
@@ -2715,9 +2325,9 @@
       <w:color w:val="595959" w:themeColor="text1" w:themeTint="A6"/>
     </w:rPr>
   </w:style>
-  <w:style w:type="character" w:customStyle="1" w:styleId="Ttulo7Char">
-    <w:name w:val="Título 7 Char"/>
-    <w:basedOn w:val="Fontepargpadro"/>
+  <w:style w:type="character" w:customStyle="1" w:styleId="Ttulo7Carter">
+    <w:name w:val="Título 7 Caráter"/>
+    <w:basedOn w:val="Tipodeletrapredefinidodopargrafo"/>
     <w:link w:val="Ttulo7"/>
     <w:uiPriority w:val="9"/>
     <w:semiHidden/>
@@ -2727,9 +2337,9 @@
       <w:color w:val="595959" w:themeColor="text1" w:themeTint="A6"/>
     </w:rPr>
   </w:style>
-  <w:style w:type="character" w:customStyle="1" w:styleId="Ttulo8Char">
-    <w:name w:val="Título 8 Char"/>
-    <w:basedOn w:val="Fontepargpadro"/>
+  <w:style w:type="character" w:customStyle="1" w:styleId="Ttulo8Carter">
+    <w:name w:val="Título 8 Caráter"/>
+    <w:basedOn w:val="Tipodeletrapredefinidodopargrafo"/>
     <w:link w:val="Ttulo8"/>
     <w:uiPriority w:val="9"/>
     <w:semiHidden/>
@@ -2741,9 +2351,9 @@
       <w:color w:val="272727" w:themeColor="text1" w:themeTint="D8"/>
     </w:rPr>
   </w:style>
-  <w:style w:type="character" w:customStyle="1" w:styleId="Ttulo9Char">
-    <w:name w:val="Título 9 Char"/>
-    <w:basedOn w:val="Fontepargpadro"/>
+  <w:style w:type="character" w:customStyle="1" w:styleId="Ttulo9Carter">
+    <w:name w:val="Título 9 Caráter"/>
+    <w:basedOn w:val="Tipodeletrapredefinidodopargrafo"/>
     <w:link w:val="Ttulo9"/>
     <w:uiPriority w:val="9"/>
     <w:semiHidden/>
@@ -2757,7 +2367,7 @@
     <w:name w:val="Title"/>
     <w:basedOn w:val="Normal"/>
     <w:next w:val="Normal"/>
-    <w:link w:val="TtuloChar"/>
+    <w:link w:val="TtuloCarter"/>
     <w:uiPriority w:val="10"/>
     <w:qFormat/>
     <w:rsid w:val="00676BFA"/>
@@ -2773,9 +2383,9 @@
       <w:szCs w:val="56"/>
     </w:rPr>
   </w:style>
-  <w:style w:type="character" w:customStyle="1" w:styleId="TtuloChar">
-    <w:name w:val="Título Char"/>
-    <w:basedOn w:val="Fontepargpadro"/>
+  <w:style w:type="character" w:customStyle="1" w:styleId="TtuloCarter">
+    <w:name w:val="Título Caráter"/>
+    <w:basedOn w:val="Tipodeletrapredefinidodopargrafo"/>
     <w:link w:val="Ttulo"/>
     <w:uiPriority w:val="10"/>
     <w:rsid w:val="00676BFA"/>
@@ -2791,7 +2401,7 @@
     <w:name w:val="Subtitle"/>
     <w:basedOn w:val="Normal"/>
     <w:next w:val="Normal"/>
-    <w:link w:val="SubttuloChar"/>
+    <w:link w:val="SubttuloCarter"/>
     <w:uiPriority w:val="11"/>
     <w:qFormat/>
     <w:rsid w:val="00676BFA"/>
@@ -2808,9 +2418,9 @@
       <w:szCs w:val="28"/>
     </w:rPr>
   </w:style>
-  <w:style w:type="character" w:customStyle="1" w:styleId="SubttuloChar">
-    <w:name w:val="Subtítulo Char"/>
-    <w:basedOn w:val="Fontepargpadro"/>
+  <w:style w:type="character" w:customStyle="1" w:styleId="SubttuloCarter">
+    <w:name w:val="Subtítulo Caráter"/>
+    <w:basedOn w:val="Tipodeletrapredefinidodopargrafo"/>
     <w:link w:val="Subttulo"/>
     <w:uiPriority w:val="11"/>
     <w:rsid w:val="00676BFA"/>
@@ -2826,7 +2436,7 @@
     <w:name w:val="Quote"/>
     <w:basedOn w:val="Normal"/>
     <w:next w:val="Normal"/>
-    <w:link w:val="CitaoChar"/>
+    <w:link w:val="CitaoCarter"/>
     <w:uiPriority w:val="29"/>
     <w:qFormat/>
     <w:rsid w:val="00676BFA"/>
@@ -2840,9 +2450,9 @@
       <w:color w:val="404040" w:themeColor="text1" w:themeTint="BF"/>
     </w:rPr>
   </w:style>
-  <w:style w:type="character" w:customStyle="1" w:styleId="CitaoChar">
-    <w:name w:val="Citação Char"/>
-    <w:basedOn w:val="Fontepargpadro"/>
+  <w:style w:type="character" w:customStyle="1" w:styleId="CitaoCarter">
+    <w:name w:val="Citação Caráter"/>
+    <w:basedOn w:val="Tipodeletrapredefinidodopargrafo"/>
     <w:link w:val="Citao"/>
     <w:uiPriority w:val="29"/>
     <w:rsid w:val="00676BFA"/>
@@ -2865,7 +2475,7 @@
   </w:style>
   <w:style w:type="character" w:styleId="nfaseIntensa">
     <w:name w:val="Intense Emphasis"/>
-    <w:basedOn w:val="Fontepargpadro"/>
+    <w:basedOn w:val="Tipodeletrapredefinidodopargrafo"/>
     <w:uiPriority w:val="21"/>
     <w:qFormat/>
     <w:rsid w:val="00676BFA"/>
@@ -2879,7 +2489,7 @@
     <w:name w:val="Intense Quote"/>
     <w:basedOn w:val="Normal"/>
     <w:next w:val="Normal"/>
-    <w:link w:val="CitaoIntensaChar"/>
+    <w:link w:val="CitaoIntensaCarter"/>
     <w:uiPriority w:val="30"/>
     <w:qFormat/>
     <w:rsid w:val="00676BFA"/>
@@ -2898,9 +2508,9 @@
       <w:color w:val="2F5496" w:themeColor="accent1" w:themeShade="BF"/>
     </w:rPr>
   </w:style>
-  <w:style w:type="character" w:customStyle="1" w:styleId="CitaoIntensaChar">
-    <w:name w:val="Citação Intensa Char"/>
-    <w:basedOn w:val="Fontepargpadro"/>
+  <w:style w:type="character" w:customStyle="1" w:styleId="CitaoIntensaCarter">
+    <w:name w:val="Citação Intensa Caráter"/>
+    <w:basedOn w:val="Tipodeletrapredefinidodopargrafo"/>
     <w:link w:val="CitaoIntensa"/>
     <w:uiPriority w:val="30"/>
     <w:rsid w:val="00676BFA"/>
@@ -2912,7 +2522,7 @@
   </w:style>
   <w:style w:type="character" w:styleId="RefernciaIntensa">
     <w:name w:val="Intense Reference"/>
-    <w:basedOn w:val="Fontepargpadro"/>
+    <w:basedOn w:val="Tipodeletrapredefinidodopargrafo"/>
     <w:uiPriority w:val="32"/>
     <w:qFormat/>
     <w:rsid w:val="00676BFA"/>
@@ -2922,6 +2532,41 @@
       <w:smallCaps/>
       <w:color w:val="2F5496" w:themeColor="accent1" w:themeShade="BF"/>
       <w:spacing w:val="5"/>
+    </w:rPr>
+  </w:style>
+  <w:style w:type="character" w:styleId="Hiperligao">
+    <w:name w:val="Hyperlink"/>
+    <w:basedOn w:val="Tipodeletrapredefinidodopargrafo"/>
+    <w:uiPriority w:val="99"/>
+    <w:unhideWhenUsed/>
+    <w:rsid w:val="00914821"/>
+    <w:rPr>
+      <w:color w:val="0563C1" w:themeColor="hyperlink"/>
+      <w:u w:val="single"/>
+    </w:rPr>
+  </w:style>
+  <w:style w:type="character" w:styleId="MenoNoResolvida">
+    <w:name w:val="Unresolved Mention"/>
+    <w:basedOn w:val="Tipodeletrapredefinidodopargrafo"/>
+    <w:uiPriority w:val="99"/>
+    <w:semiHidden/>
+    <w:unhideWhenUsed/>
+    <w:rsid w:val="00914821"/>
+    <w:rPr>
+      <w:color w:val="605E5C"/>
+      <w:shd w:val="clear" w:color="auto" w:fill="E1DFDD"/>
+    </w:rPr>
+  </w:style>
+  <w:style w:type="character" w:styleId="Hiperligaovisitada">
+    <w:name w:val="FollowedHyperlink"/>
+    <w:basedOn w:val="Tipodeletrapredefinidodopargrafo"/>
+    <w:uiPriority w:val="99"/>
+    <w:semiHidden/>
+    <w:unhideWhenUsed/>
+    <w:rsid w:val="00914821"/>
+    <w:rPr>
+      <w:color w:val="954F72" w:themeColor="followedHyperlink"/>
+      <w:u w:val="single"/>
     </w:rPr>
   </w:style>
 </w:styles>
